--- a/extrakty/doc/TC278WG4/extract_14823-2_(2024).docx
+++ b/extrakty/doc/TC278WG4/extract_14823-2_(2024).docx
@@ -283,7 +283,7 @@
                 <w:szCs w:val="28"/>
                 <w:rtl w:val="0"/>
               </w:rPr>
-              <w:t xml:space="preserve">01 8388</w:t>
+              <w:t xml:space="preserve"/>
             </w:r>
             <w:r>
               <w:rPr>
@@ -321,7 +321,7 @@
           <w:szCs w:val="28"/>
           <w:rtl w:val="0"/>
         </w:rPr>
-        <w:t xml:space="preserve">Vydána 20</w:t>
+        <w:t xml:space="preserve">Vydána 2019, 26 stran</w:t>
       </w:r>
       <w:r>
         <w:rPr>
@@ -329,7 +329,7 @@
           <w:szCs w:val="28"/>
           <w:rtl w:val="0"/>
         </w:rPr>
-        <w:t xml:space="preserve">18</w:t>
+        <w:t xml:space="preserve"/>
       </w:r>
       <w:r>
         <w:rPr>
@@ -338,7 +338,7 @@
           <w:szCs w:val="28"/>
           <w:rtl w:val="0"/>
         </w:rPr>
-        <w:t xml:space="preserve">, 34 stran</w:t>
+        <w:t xml:space="preserve"/>
       </w:r>
       <w:r>
         <w:rPr>

--- a/extrakty/doc/TC278WG4/extract_14823-2_(2024).docx
+++ b/extrakty/doc/TC278WG4/extract_14823-2_(2024).docx
@@ -389,38 +389,14 @@
     </w:p>
     <w:p>
       <w:pPr>
-        <w:pBdr>
-          <w:top w:space="0" w:sz="0" w:val="nil"/>
-          <w:left w:space="0" w:sz="0" w:val="nil"/>
-          <w:bottom w:space="0" w:sz="0" w:val="nil"/>
-          <w:right w:space="0" w:sz="0" w:val="nil"/>
-          <w:between w:space="0" w:sz="0" w:val="nil"/>
-        </w:pBdr>
-        <w:spacing w:after="200" w:before="240" w:line="240" w:lineRule="auto"/>
         <w:ind w:left="0" w:hanging="2"/>
-        <w:rPr>
-          <w:rFonts w:ascii="Times New Roman" w:cs="Times New Roman" w:eastAsia="Times New Roman" w:hAnsi="Times New Roman"/>
-          <w:color w:val="000000"/>
-          <w:sz w:val="24"/>
-          <w:szCs w:val="24"/>
-        </w:rPr>
-      </w:pPr>
-      <w:bookmarkStart w:colFirst="0" w:colLast="0" w:name="_heading=h.3znysh7" w:id="6"/>
-      <w:bookmarkEnd w:id="6"/>
-      <w:r>
-        <w:rPr>
-          <w:i w:val="1"/>
-          <w:color w:val="000000"/>
-          <w:sz w:val="18"/>
-          <w:szCs w:val="18"/>
+        <w:rPr/>
+      </w:pPr>
+      <w:r>
+        <w:rPr>
           <w:rtl w:val="0"/>
         </w:rPr>
         <w:t xml:space="preserve">Poznámka: Extrakt uvádí vybrané kapitoly popisovaného dokumentu a přejímá původní číslování kapitol.</w:t>
-      </w:r>
-      <w:r>
-        <w:rPr>
-          <w:rtl w:val="0"/>
-        </w:rPr>
       </w:r>
     </w:p>
     <w:p>
@@ -485,19 +461,63 @@
         <w:ind w:left="0" w:hanging="2"/>
         <w:rPr/>
       </w:pPr>
+      <w:bookmarkStart w:colFirst="0" w:colLast="0" w:name="_heading=h.exlj16mcv1lp" w:id="9"/>
+      <w:bookmarkEnd w:id="9"/>
+      <w:r>
+        <w:rPr>
+          <w:rtl w:val="0"/>
+        </w:rPr>
+        <w:t xml:space="preserve">1 Předmět normy</w:t>
+      </w:r>
+      <w:r>
+        <w:rPr>
+          <w:rtl w:val="0"/>
+        </w:rPr>
+      </w:r>
+    </w:p>
+    <w:p>
+      <w:pPr>
+        <w:ind w:left="0" w:hanging="2"/>
+        <w:rPr/>
+      </w:pPr>
+      <w:r>
+        <w:rPr>
+          <w:rtl w:val="0"/>
+        </w:rPr>
+        <w:t xml:space="preserve">Primárním obsahem popisovaného dokumentu jsou příklady kódování různých dopravních značek zakódovaných podle ISO 14823-1 GDD v ASN.</w:t>
+      </w:r>
+      <w:r>
+        <w:rPr>
+          <w:rtl w:val="0"/>
+        </w:rPr>
+        <w:t xml:space="preserve">1</w:t>
+      </w:r>
+      <w:r>
+        <w:rPr>
+          <w:rtl w:val="0"/>
+        </w:rPr>
+        <w:t xml:space="preserve">.</w:t>
+      </w:r>
+    </w:p>
+    <w:p>
+      <w:pPr>
+        <w:pStyle w:val="Heading1"/>
+        <w:ind w:left="0" w:hanging="2"/>
+        <w:rPr/>
+      </w:pPr>
       <w:bookmarkStart w:colFirst="0" w:colLast="0" w:name="_heading=h.8kdf5wup1at0" w:id="8"/>
       <w:bookmarkEnd w:id="8"/>
       <w:r>
         <w:rPr>
           <w:rtl w:val="0"/>
         </w:rPr>
-        <w:t xml:space="preserve">Souvisící </w:t>
-      </w:r>
-      <w:r>
-        <w:rPr>
-          <w:rtl w:val="0"/>
-        </w:rPr>
-        <w:t xml:space="preserve">normy</w:t>
+        <w:t xml:space="preserve">2 Souvisící normy</w:t>
+      </w:r>
+      <w:r>
+        <w:rPr>
+          <w:rtl w:val="0"/>
+        </w:rPr>
+        <w:t xml:space="preserve"/>
       </w:r>
       <w:r>
         <w:rPr>
@@ -538,50 +558,6 @@
           <w:rtl w:val="0"/>
         </w:rPr>
         <w:t xml:space="preserve">).</w:t>
-      </w:r>
-    </w:p>
-    <w:p>
-      <w:pPr>
-        <w:pStyle w:val="Heading1"/>
-        <w:ind w:left="0" w:hanging="2"/>
-        <w:rPr/>
-      </w:pPr>
-      <w:bookmarkStart w:colFirst="0" w:colLast="0" w:name="_heading=h.exlj16mcv1lp" w:id="9"/>
-      <w:bookmarkEnd w:id="9"/>
-      <w:r>
-        <w:rPr>
-          <w:rtl w:val="0"/>
-        </w:rPr>
-        <w:t xml:space="preserve">1 Předmět</w:t>
-      </w:r>
-      <w:r>
-        <w:rPr>
-          <w:rtl w:val="0"/>
-        </w:rPr>
-      </w:r>
-    </w:p>
-    <w:p>
-      <w:pPr>
-        <w:ind w:left="0" w:hanging="2"/>
-        <w:rPr/>
-      </w:pPr>
-      <w:r>
-        <w:rPr>
-          <w:rtl w:val="0"/>
-        </w:rPr>
-        <w:t xml:space="preserve">Primárním obsahem popisovaného dokumentu jsou příklady kódování různých dopravních značek zakódovaných podle ISO 14823-1 GDD v ASN.</w:t>
-      </w:r>
-      <w:r>
-        <w:rPr>
-          <w:rtl w:val="0"/>
-        </w:rPr>
-        <w:t xml:space="preserve">1</w:t>
-      </w:r>
-      <w:r>
-        <w:rPr>
-          <w:rtl w:val="0"/>
-        </w:rPr>
-        <w:t xml:space="preserve">.</w:t>
       </w:r>
     </w:p>
     <w:p>
@@ -713,6 +689,18 @@
     </w:p>
     <w:p>
       <w:pPr>
+        <w:ind w:left="0" w:hanging="2"/>
+        <w:rPr/>
+      </w:pPr>
+      <w:r>
+        <w:rPr>
+          <w:rtl w:val="0"/>
+        </w:rPr>
+        <w:t xml:space="preserve">Další termíny a zkratky z oboru ITS jsou obsaženy ve slovníku ITS terminology.</w:t>
+      </w:r>
+    </w:p>
+    <w:p>
+      <w:pPr>
         <w:pStyle w:val="Heading1"/>
         <w:ind w:left="0" w:hanging="2"/>
         <w:rPr/>
@@ -723,7 +711,7 @@
         <w:rPr>
           <w:rtl w:val="0"/>
         </w:rPr>
-        <w:t xml:space="preserve">4 Zkratky</w:t>
+        <w:t xml:space="preserve">4 Symboly a zkratky</w:t>
       </w:r>
     </w:p>
     <w:p>
@@ -826,54 +814,14 @@
     </w:p>
     <w:p>
       <w:pPr>
-        <w:pBdr>
-          <w:top w:space="0" w:sz="0" w:val="nil"/>
-          <w:left w:space="0" w:sz="0" w:val="nil"/>
-          <w:bottom w:space="0" w:sz="0" w:val="nil"/>
-          <w:right w:space="0" w:sz="0" w:val="nil"/>
-          <w:between w:space="0" w:sz="0" w:val="nil"/>
-        </w:pBdr>
         <w:ind w:left="0" w:hanging="2"/>
-        <w:rPr>
-          <w:color w:val="000000"/>
-        </w:rPr>
-      </w:pPr>
-      <w:r>
-        <w:rPr>
-          <w:i w:val="1"/>
-          <w:color w:val="000000"/>
-          <w:sz w:val="18"/>
-          <w:szCs w:val="18"/>
-          <w:rtl w:val="0"/>
-        </w:rPr>
-        <w:t xml:space="preserve">Poznámka: Další termíny a zkratky z oboru ITS jsou obsaženy ve slovníku ITS terminology (</w:t>
-      </w:r>
-      <w:hyperlink r:id="rId8">
-        <w:r>
-          <w:rPr>
-            <w:i w:val="1"/>
-            <w:color w:val="000000"/>
-            <w:sz w:val="18"/>
-            <w:szCs w:val="18"/>
-            <w:rtl w:val="0"/>
-          </w:rPr>
-          <w:t xml:space="preserve">www.itsterminology.org</w:t>
-        </w:r>
-      </w:hyperlink>
-      <w:r>
-        <w:rPr>
-          <w:i w:val="1"/>
-          <w:color w:val="000000"/>
-          <w:sz w:val="18"/>
-          <w:szCs w:val="18"/>
-          <w:rtl w:val="0"/>
-        </w:rPr>
-        <w:t xml:space="preserve">).</w:t>
-      </w:r>
-      <w:r>
-        <w:rPr>
-          <w:rtl w:val="0"/>
-        </w:rPr>
+        <w:rPr/>
+      </w:pPr>
+      <w:r>
+        <w:rPr>
+          <w:rtl w:val="0"/>
+        </w:rPr>
+        <w:t xml:space="preserve">Další termíny a zkratky z oboru ITS jsou obsaženy ve slovníku ITS terminology (www.ITSterminology.org).</w:t>
       </w:r>
     </w:p>
     <w:p>

--- a/extrakty/doc/TC278WG4/extract_14823-2_(2024).docx
+++ b/extrakty/doc/TC278WG4/extract_14823-2_(2024).docx
@@ -86,7 +86,7 @@
           <w:szCs w:val="40"/>
           <w:rtl w:val="0"/>
         </w:rPr>
-        <w:t xml:space="preserve">EXTRAKT z technické specifikace ISO</w:t>
+        <w:t xml:space="preserve">EXTRAKT z technické zprávy ISO</w:t>
       </w:r>
     </w:p>
     <w:p>
